--- a/docs/Bid-Portal-Manual.docx
+++ b/docs/Bid-Portal-Manual.docx
@@ -1020,7 +1020,7 @@
                 <w:sz w:val="20"/>
                 <w:szCs w:val="20"/>
               </w:rPr>
-              <w:t xml:space="preserve">The list of e-mail addresses allowed into the admin portal — one per line, each inside quotes with a comma after it. Everyone else is refused.</w:t>
+              <w:t xml:space="preserve">The starting list of admin e-mails — one per line, each inside quotes with a comma after it. They are copied into the Admins tab of the Sheet on first run; AFTER that, manage admins in the tab itself.</w:t>
             </w:r>
           </w:p>
         </w:tc>
@@ -2653,7 +2653,7 @@
         <w:spacing w:after="160" w:before="340"/>
       </w:pPr>
       <w:r>
-        <w:t xml:space="preserve">7. Preparing staff, admins and the first auction</w:t>
+        <w:t xml:space="preserve">7. Staff, admins and the first auction</w:t>
       </w:r>
     </w:p>
     <w:p>
@@ -2662,7 +2662,7 @@
         <w:spacing w:after="120" w:before="260"/>
       </w:pPr>
       <w:r>
-        <w:t xml:space="preserve">7.1 The Staff tab (who can sign in)</w:t>
+        <w:t xml:space="preserve">7.1 Staff — no registration needed</w:t>
       </w:r>
     </w:p>
     <w:p>
@@ -2670,7 +2670,34 @@
         <w:spacing w:after="140"/>
       </w:pPr>
       <w:r>
-        <w:t xml:space="preserve">Open the Google Sheet → Staff tab. One row per person:</w:t>
+        <w:t xml:space="preserve">Ordinary staff are </w:t>
+      </w:r>
+      <w:r>
+        <w:rPr>
+          <w:b/>
+          <w:bCs/>
+        </w:rPr>
+        <w:t xml:space="preserve">not registered anywhere</w:t>
+      </w:r>
+      <w:r>
+        <w:t xml:space="preserve"> (a company has too many): any e-mail ending with your company domain plus a staff number (digits, up to 5) signs in to the staff portal, and every bid records who entered it. This deliberately trusts the company e-mail format — the deadline, the strict field checks and your review of the register are the quality controls.</w:t>
+      </w:r>
+    </w:p>
+    <w:p>
+      <w:pPr>
+        <w:pStyle w:val="Heading2"/>
+        <w:spacing w:after="120" w:before="260"/>
+      </w:pPr>
+      <w:r>
+        <w:t xml:space="preserve">7.2 The Admins tab (who can open the admin portal)</w:t>
+      </w:r>
+    </w:p>
+    <w:p>
+      <w:pPr>
+        <w:spacing w:after="140"/>
+      </w:pPr>
+      <w:r>
+        <w:t xml:space="preserve">Open the Google Sheet → Admins tab. It is created and filled with your admin e-mails automatically the first time. One row per admin:</w:t>
       </w:r>
     </w:p>
     <w:tbl>
@@ -2743,7 +2770,7 @@
                 <w:sz w:val="20"/>
                 <w:szCs w:val="20"/>
               </w:rPr>
-              <w:t xml:space="preserve">What to type</w:t>
+              <w:t xml:space="preserve">What it holds</w:t>
             </w:r>
           </w:p>
         </w:tc>
@@ -2795,7 +2822,7 @@
                 <w:sz w:val="20"/>
                 <w:szCs w:val="20"/>
               </w:rPr>
-              <w:t xml:space="preserve">Their work e-mail (must end with your STAFF_DOMAIN).</w:t>
+              <w:t xml:space="preserve">The admin’s work e-mail. Only e-mails on this tab can enter the admin portal — everyone else sees “User not defined as admin”.</w:t>
             </w:r>
           </w:p>
         </w:tc>
@@ -2847,7 +2874,7 @@
                 <w:sz w:val="20"/>
                 <w:szCs w:val="20"/>
               </w:rPr>
-              <w:t xml:space="preserve">Full name — appears on bids as the responsible person.</w:t>
+              <w:t xml:space="preserve">Full name (filled automatically; edit freely).</w:t>
             </w:r>
           </w:p>
         </w:tc>
@@ -2899,7 +2926,7 @@
                 <w:sz w:val="20"/>
                 <w:szCs w:val="20"/>
               </w:rPr>
-              <w:t xml:space="preserve">Their branch (for your records).</w:t>
+              <w:t xml:space="preserve">Optional, for your records.</w:t>
             </w:r>
           </w:p>
         </w:tc>
@@ -2928,7 +2955,7 @@
                 <w:sz w:val="18"/>
                 <w:szCs w:val="18"/>
               </w:rPr>
-              <w:t xml:space="preserve">StaffNumber</w:t>
+              <w:t xml:space="preserve">Password</w:t>
             </w:r>
           </w:p>
         </w:tc>
@@ -2951,7 +2978,7 @@
                 <w:sz w:val="20"/>
                 <w:szCs w:val="20"/>
               </w:rPr>
-              <w:t xml:space="preserve">Their staff number, digits only, up to 5. This is their sign-in PIN.</w:t>
+              <w:t xml:space="preserve">Filled BY THE SYSTEM when the admin creates their password on first sign-in. To RESET someone: clear this cell — next sign-in they create a new password.</w:t>
             </w:r>
           </w:p>
         </w:tc>
@@ -2980,7 +3007,7 @@
                 <w:sz w:val="18"/>
                 <w:szCs w:val="18"/>
               </w:rPr>
-              <w:t xml:space="preserve">Active</w:t>
+              <w:t xml:space="preserve">AdminPin</w:t>
             </w:r>
           </w:p>
         </w:tc>
@@ -3000,24 +3027,10 @@
             </w:pPr>
             <w:r>
               <w:rPr>
-                <w:b/>
-                <w:bCs/>
-                <w:sz w:val="20"/>
-                <w:szCs w:val="20"/>
-              </w:rPr>
-              <w:t xml:space="preserve">YES</w:t>
-            </w:r>
-          </w:p>
-          <w:p>
-            <w:pPr>
-              <w:spacing w:after="0"/>
-            </w:pPr>
-            <w:r>
-              <w:rPr>
-                <w:sz w:val="20"/>
-                <w:szCs w:val="20"/>
-              </w:rPr>
-              <w:t xml:space="preserve"> to allow sign-in. Change to NO the day someone leaves — it locks them out instantly.</w:t>
+                <w:sz w:val="20"/>
+                <w:szCs w:val="20"/>
+              </w:rPr>
+              <w:t xml:space="preserve">Filled BY THE SYSTEM: the random 4-digit PIN generated with the password. The admin types it at every sign-in.</w:t>
             </w:r>
           </w:p>
         </w:tc>
@@ -3046,7 +3059,7 @@
                 <w:sz w:val="18"/>
                 <w:szCs w:val="18"/>
               </w:rPr>
-              <w:t xml:space="preserve">AdminPin</w:t>
+              <w:t xml:space="preserve">Active</w:t>
             </w:r>
           </w:p>
         </w:tc>
@@ -3066,10 +3079,24 @@
             </w:pPr>
             <w:r>
               <w:rPr>
-                <w:sz w:val="20"/>
-                <w:szCs w:val="20"/>
-              </w:rPr>
-              <w:t xml:space="preserve">ADMINS ONLY: a long secret PIN. The admin portal demands it, so a guessable staff number alone can never open client data. Leave empty for normal staff.</w:t>
+                <w:b/>
+                <w:bCs/>
+                <w:sz w:val="20"/>
+                <w:szCs w:val="20"/>
+              </w:rPr>
+              <w:t xml:space="preserve">YES</w:t>
+            </w:r>
+          </w:p>
+          <w:p>
+            <w:pPr>
+              <w:spacing w:after="0"/>
+            </w:pPr>
+            <w:r>
+              <w:rPr>
+                <w:sz w:val="20"/>
+                <w:szCs w:val="20"/>
+              </w:rPr>
+              <w:t xml:space="preserve"> to allow. Change to NO the day an admin leaves — it locks them out instantly.</w:t>
             </w:r>
           </w:p>
         </w:tc>
@@ -3093,17 +3120,14 @@
         <w:spacing w:after="80"/>
       </w:pPr>
       <w:r>
-        <w:t xml:space="preserve">The sample row created by setup is </w:t>
-      </w:r>
-      <w:r>
-        <w:rPr>
-          <w:b/>
-          <w:bCs/>
-        </w:rPr>
-        <w:t xml:space="preserve">deliberately inactive</w:t>
-      </w:r>
-      <w:r>
-        <w:t xml:space="preserve"> (its details are public). Replace it with real people.</w:t>
+        <w:rPr>
+          <w:b/>
+          <w:bCs/>
+        </w:rPr>
+        <w:t xml:space="preserve">First sign-in flow: </w:t>
+      </w:r>
+      <w:r>
+        <w:t xml:space="preserve">the admin opens the admin portal, types their e-mail, presses Sign in → the portal asks them to create a password (8–64 characters) → the system shows their 4-digit Admin PIN once. From then on: e-mail + password + PIN.</w:t>
       </w:r>
     </w:p>
     <w:p>
@@ -3116,29 +3140,34 @@
         <w:spacing w:after="80"/>
       </w:pPr>
       <w:r>
-        <w:t xml:space="preserve">An admin = on the </w:t>
-      </w:r>
-      <w:r>
-        <w:rPr>
-          <w:rFonts w:ascii="Consolas" w:cs="Consolas" w:eastAsia="Consolas" w:hAnsi="Consolas"/>
-          <w:sz w:val="19"/>
-          <w:szCs w:val="19"/>
-          <w:shd w:fill="EEF3EF" w:val="clear"/>
-        </w:rPr>
-        <w:t xml:space="preserve">ADMIN_EMAILS</w:t>
-      </w:r>
-      <w:r>
-        <w:t xml:space="preserve"> list in the code </w:t>
-      </w:r>
-      <w:r>
-        <w:rPr>
-          <w:b/>
-          <w:bCs/>
-        </w:rPr>
-        <w:t xml:space="preserve">AND</w:t>
-      </w:r>
-      <w:r>
-        <w:t xml:space="preserve"> a normal Active staff row here. Both are needed.</w:t>
+        <w:rPr>
+          <w:b/>
+          <w:bCs/>
+        </w:rPr>
+        <w:t xml:space="preserve">Adding a new admin later: </w:t>
+      </w:r>
+      <w:r>
+        <w:t xml:space="preserve">just add a row (Email + Active YES). No redeploy needed.</w:t>
+      </w:r>
+    </w:p>
+    <w:p>
+      <w:pPr>
+        <w:pStyle w:val="ListParagraph"/>
+        <w:numPr>
+          <w:ilvl w:val="0"/>
+          <w:numId w:val="2"/>
+        </w:numPr>
+        <w:spacing w:after="80"/>
+      </w:pPr>
+      <w:r>
+        <w:rPr>
+          <w:b/>
+          <w:bCs/>
+        </w:rPr>
+        <w:t xml:space="preserve">Lockout: </w:t>
+      </w:r>
+      <w:r>
+        <w:t xml:space="preserve">five wrong attempts lock that e-mail for 10 minutes.</w:t>
       </w:r>
     </w:p>
     <w:p>
@@ -3147,7 +3176,7 @@
         <w:spacing w:after="120" w:before="260"/>
       </w:pPr>
       <w:r>
-        <w:t xml:space="preserve">7.2 The first auction</w:t>
+        <w:t xml:space="preserve">7.3 The first auction</w:t>
       </w:r>
     </w:p>
     <w:p>
@@ -3759,10 +3788,10 @@
           <w:b/>
           <w:bCs/>
         </w:rPr>
-        <w:t xml:space="preserve">Add / remove staff: </w:t>
-      </w:r>
-      <w:r>
-        <w:t xml:space="preserve">just edit the Staff tab of the Sheet. No deployment needed — it is checked live on every request.</w:t>
+        <w:t xml:space="preserve">Add / remove admins or reset a password: </w:t>
+      </w:r>
+      <w:r>
+        <w:t xml:space="preserve">just edit the Admins tab of the Sheet. No deployment needed — it is checked live on every request.</w:t>
       </w:r>
     </w:p>
     <w:p>
@@ -3994,7 +4023,7 @@
                 <w:sz w:val="20"/>
                 <w:szCs w:val="20"/>
               </w:rPr>
-              <w:t xml:space="preserve">“E-mail and staff number do not match our staff list”</w:t>
+              <w:t xml:space="preserve">“Wrong password or Admin PIN”</w:t>
             </w:r>
           </w:p>
         </w:tc>
@@ -4017,7 +4046,7 @@
                 <w:sz w:val="20"/>
                 <w:szCs w:val="20"/>
               </w:rPr>
-              <w:t xml:space="preserve">No Active=YES row with that exact e-mail + staff number in the Staff tab. Check spelling and the Active column.</w:t>
+              <w:t xml:space="preserve">One of the two does not match what the Admins tab holds. If truly forgotten: clear that admin’s Password cell — they create a new password (and get a new PIN) on next sign-in.</w:t>
             </w:r>
           </w:p>
         </w:tc>
@@ -4045,6 +4074,57 @@
                 <w:sz w:val="20"/>
                 <w:szCs w:val="20"/>
               </w:rPr>
+              <w:t xml:space="preserve">“A password already exists for this account”</w:t>
+            </w:r>
+          </w:p>
+        </w:tc>
+        <w:tc>
+          <w:tcPr>
+            <w:tcW w:type="dxa" w:w="5900"/>
+            <w:tcMar>
+              <w:top w:type="dxa" w:w="70"/>
+              <w:left w:type="dxa" w:w="100"/>
+              <w:bottom w:type="dxa" w:w="70"/>
+              <w:right w:type="dxa" w:w="100"/>
+            </w:tcMar>
+          </w:tcPr>
+          <w:p>
+            <w:pPr>
+              <w:spacing w:after="0"/>
+            </w:pPr>
+            <w:r>
+              <w:rPr>
+                <w:sz w:val="20"/>
+                <w:szCs w:val="20"/>
+              </w:rPr>
+              <w:t xml:space="preserve">Someone tried the create-password step on an account that is already set up. To reset it deliberately, clear the Password cell first.</w:t>
+            </w:r>
+          </w:p>
+        </w:tc>
+      </w:tr>
+      <w:tr>
+        <w:trPr>
+          <w:tblHeader w:val="false"/>
+        </w:trPr>
+        <w:tc>
+          <w:tcPr>
+            <w:tcW w:type="dxa" w:w="3100"/>
+            <w:tcMar>
+              <w:top w:type="dxa" w:w="70"/>
+              <w:left w:type="dxa" w:w="100"/>
+              <w:bottom w:type="dxa" w:w="70"/>
+              <w:right w:type="dxa" w:w="100"/>
+            </w:tcMar>
+          </w:tcPr>
+          <w:p>
+            <w:pPr>
+              <w:spacing w:after="0"/>
+            </w:pPr>
+            <w:r>
+              <w:rPr>
+                <w:sz w:val="20"/>
+                <w:szCs w:val="20"/>
+              </w:rPr>
               <w:t xml:space="preserve">“Too many attempts — locked”</w:t>
             </w:r>
           </w:p>
@@ -4068,7 +4148,7 @@
                 <w:sz w:val="20"/>
                 <w:szCs w:val="20"/>
               </w:rPr>
-              <w:t xml:space="preserve">Five wrong tries locks that e-mail for 15 minutes. Wait, then try again carefully.</w:t>
+              <w:t xml:space="preserve">Five wrong tries locks that e-mail for 10 minutes. Wait, then try again carefully.</w:t>
             </w:r>
           </w:p>
         </w:tc>
@@ -4530,10 +4610,10 @@
           <w:b/>
           <w:bCs/>
         </w:rPr>
-        <w:t xml:space="preserve">Keep the sample staff row inactive</w:t>
-      </w:r>
-      <w:r>
-        <w:t xml:space="preserve"> or delete it — its details are public.</w:t>
+        <w:t xml:space="preserve">Protect the Google Sheet itself.</w:t>
+      </w:r>
+      <w:r>
+        <w:t xml:space="preserve"> Admin passwords and PINs sit in the Admins tab in clear text (so the main admin can help people) — never share the Sheet, and use a dedicated account.</w:t>
       </w:r>
     </w:p>
     <w:p>
@@ -4550,10 +4630,10 @@
           <w:b/>
           <w:bCs/>
         </w:rPr>
-        <w:t xml:space="preserve">Give every admin a long AdminPin.</w:t>
-      </w:r>
-      <w:r>
-        <w:t xml:space="preserve"> Staff numbers are easy to guess; the PIN is the real lock on client data.</w:t>
+        <w:t xml:space="preserve">Tell every new admin to create their password immediately</w:t>
+      </w:r>
+      <w:r>
+        <w:t xml:space="preserve"> after being added — an account without a password is claimable by anyone who knows the e-mail.</w:t>
       </w:r>
     </w:p>
     <w:p>
@@ -4573,7 +4653,7 @@
         <w:t xml:space="preserve">Deactivate leavers the same day</w:t>
       </w:r>
       <w:r>
-        <w:t xml:space="preserve"> (Active → NO in the Staff tab).</w:t>
+        <w:t xml:space="preserve"> (Active → NO in the Admins tab).</w:t>
       </w:r>
     </w:p>
     <w:p>

--- a/docs/Bid-Portal-Manual.docx
+++ b/docs/Bid-Portal-Manual.docx
@@ -3204,7 +3204,7 @@
         <w:t xml:space="preserve">New auction</w:t>
       </w:r>
       <w:r>
-        <w:t xml:space="preserve">. Fill number, security, dates, minimum, multiples, price band → </w:t>
+        <w:t xml:space="preserve">. Fill number, security and dates — the minimum bid (1,000,000) and multiples (100,000) are pre-filled as numbers — then </w:t>
       </w:r>
       <w:r>
         <w:rPr>
@@ -3215,6 +3215,26 @@
       </w:r>
       <w:r>
         <w:t xml:space="preserve">. Staff portals show it within ≈ 2 minutes.</w:t>
+      </w:r>
+    </w:p>
+    <w:p>
+      <w:pPr>
+        <w:pStyle w:val="ListParagraph"/>
+        <w:numPr>
+          <w:ilvl w:val="0"/>
+          <w:numId w:val="2"/>
+        </w:numPr>
+        <w:spacing w:after="80"/>
+      </w:pPr>
+      <w:r>
+        <w:rPr>
+          <w:b/>
+          <w:bCs/>
+        </w:rPr>
+        <w:t xml:space="preserve">Master admin extras: </w:t>
+      </w:r>
+      <w:r>
+        <w:t xml:space="preserve">the first e-mail in the admin list is the MASTER admin — only that account sees the Login Activity tab (who signed in, failed attempts, lockouts, password creations) and can DELETE an auction. Deleting removes the auction only; its recorded bids stay in the register as archived.</w:t>
       </w:r>
     </w:p>
     <w:p>

--- a/docs/Bid-Portal-Manual.docx
+++ b/docs/Bid-Portal-Manual.docx
@@ -3204,7 +3204,7 @@
         <w:t xml:space="preserve">New auction</w:t>
       </w:r>
       <w:r>
-        <w:t xml:space="preserve">. Fill number, security and dates — the minimum bid (1,000,000) and multiples (100,000) are pre-filled as numbers — then </w:t>
+        <w:t xml:space="preserve">. Fill number, security and dates — the minimum bid (1,000,000) and multiples (100,000) are fixed market standards filled in for you, and the security name builds itself from the coupon + period — then </w:t>
       </w:r>
       <w:r>
         <w:rPr>
